--- a/_site/posts/2023-04-29-primero-de-mayo/index.docx
+++ b/_site/posts/2023-04-29-primero-de-mayo/index.docx
@@ -44,7 +44,7 @@
         <w:t xml:space="preserve"> </w:t>
       </w:r>
     </w:p>
-    <w:bookmarkStart w:id="20" w:name="title"/>
+    <w:bookmarkStart w:id="22" w:name="title"/>
     <w:p>
       <w:pPr>
         <w:pStyle w:val="Heading1"/>
@@ -85,8 +85,8 @@
         <w:t xml:space="preserve"> </w:t>
       </w:r>
     </w:p>
-    <w:bookmarkEnd w:id="20"/>
-    <w:bookmarkStart w:id="21" w:name="author-note"/>
+    <w:bookmarkEnd w:id="22"/>
+    <w:bookmarkStart w:id="23" w:name="author-note"/>
     <w:p>
       <w:pPr>
         <w:pStyle w:val="Heading1"/>
@@ -113,8 +113,8 @@
         <w:br w:type="page"/>
       </w:r>
     </w:p>
-    <w:bookmarkEnd w:id="21"/>
-    <w:bookmarkStart w:id="22" w:name="abstract"/>
+    <w:bookmarkEnd w:id="23"/>
+    <w:bookmarkStart w:id="24" w:name="abstract"/>
     <w:p>
       <w:pPr>
         <w:pStyle w:val="Heading1"/>
@@ -151,8 +151,8 @@
         <w:br w:type="page"/>
       </w:r>
     </w:p>
-    <w:bookmarkEnd w:id="22"/>
-    <w:bookmarkStart w:id="23" w:name="firstheader"/>
+    <w:bookmarkEnd w:id="24"/>
+    <w:bookmarkStart w:id="25" w:name="firstheader"/>
     <w:p>
       <w:pPr>
         <w:pStyle w:val="Heading1"/>
@@ -161,8 +161,8 @@
         <w:t xml:space="preserve">Significado histórico del Primero de Mayo</w:t>
       </w:r>
     </w:p>
-    <w:bookmarkEnd w:id="23"/>
-    <w:bookmarkStart w:id="24" w:name="Xbc2d10de4da44ef835daa7947f69f841971bc06"/>
+    <w:bookmarkEnd w:id="25"/>
+    <w:bookmarkStart w:id="26" w:name="Xbc2d10de4da44ef835daa7947f69f841971bc06"/>
     <w:p>
       <w:pPr>
         <w:pStyle w:val="Heading1"/>
@@ -1045,8 +1045,8 @@
         <w:t xml:space="preserve">Ediciones Bandera Roja</w:t>
       </w:r>
     </w:p>
-    <w:bookmarkEnd w:id="24"/>
-    <w:bookmarkStart w:id="43" w:name="publicaciones-similares"/>
+    <w:bookmarkEnd w:id="26"/>
+    <w:bookmarkStart w:id="45" w:name="publicaciones-similares"/>
     <w:p>
       <w:pPr>
         <w:pStyle w:val="Heading1"/>
@@ -1071,11 +1071,11 @@
           <w:numId w:val="1001"/>
         </w:numPr>
       </w:pPr>
-      <w:hyperlink r:id="rId25"/>
-      <w:r>
-        <w:t xml:space="preserve"> </w:t>
-      </w:r>
-      <w:hyperlink r:id="rId26">
+      <w:hyperlink r:id="rId27"/>
+      <w:r>
+        <w:t xml:space="preserve"> </w:t>
+      </w:r>
+      <w:hyperlink r:id="rId28">
         <w:r>
           <w:rPr>
             <w:rStyle w:val="Hyperlink"/>
@@ -1092,11 +1092,11 @@
           <w:numId w:val="1001"/>
         </w:numPr>
       </w:pPr>
-      <w:hyperlink r:id="rId27"/>
-      <w:r>
-        <w:t xml:space="preserve"> </w:t>
-      </w:r>
-      <w:hyperlink r:id="rId28">
+      <w:hyperlink r:id="rId29"/>
+      <w:r>
+        <w:t xml:space="preserve"> </w:t>
+      </w:r>
+      <w:hyperlink r:id="rId30">
         <w:r>
           <w:rPr>
             <w:rStyle w:val="Hyperlink"/>
@@ -1113,11 +1113,11 @@
           <w:numId w:val="1001"/>
         </w:numPr>
       </w:pPr>
-      <w:hyperlink r:id="rId29"/>
-      <w:r>
-        <w:t xml:space="preserve"> </w:t>
-      </w:r>
-      <w:hyperlink r:id="rId30">
+      <w:hyperlink r:id="rId31"/>
+      <w:r>
+        <w:t xml:space="preserve"> </w:t>
+      </w:r>
+      <w:hyperlink r:id="rId32">
         <w:r>
           <w:rPr>
             <w:rStyle w:val="Hyperlink"/>
@@ -1134,11 +1134,11 @@
           <w:numId w:val="1001"/>
         </w:numPr>
       </w:pPr>
-      <w:hyperlink r:id="rId31"/>
-      <w:r>
-        <w:t xml:space="preserve"> </w:t>
-      </w:r>
-      <w:hyperlink r:id="rId32">
+      <w:hyperlink r:id="rId33"/>
+      <w:r>
+        <w:t xml:space="preserve"> </w:t>
+      </w:r>
+      <w:hyperlink r:id="rId34">
         <w:r>
           <w:rPr>
             <w:rStyle w:val="Hyperlink"/>
@@ -1155,11 +1155,11 @@
           <w:numId w:val="1001"/>
         </w:numPr>
       </w:pPr>
-      <w:hyperlink r:id="rId33"/>
-      <w:r>
-        <w:t xml:space="preserve"> </w:t>
-      </w:r>
-      <w:hyperlink r:id="rId34">
+      <w:hyperlink r:id="rId35"/>
+      <w:r>
+        <w:t xml:space="preserve"> </w:t>
+      </w:r>
+      <w:hyperlink r:id="rId36">
         <w:r>
           <w:rPr>
             <w:rStyle w:val="Hyperlink"/>
@@ -1176,11 +1176,11 @@
           <w:numId w:val="1001"/>
         </w:numPr>
       </w:pPr>
-      <w:hyperlink r:id="rId35"/>
-      <w:r>
-        <w:t xml:space="preserve"> </w:t>
-      </w:r>
-      <w:hyperlink r:id="rId36">
+      <w:hyperlink r:id="rId37"/>
+      <w:r>
+        <w:t xml:space="preserve"> </w:t>
+      </w:r>
+      <w:hyperlink r:id="rId38">
         <w:r>
           <w:rPr>
             <w:rStyle w:val="Hyperlink"/>
@@ -1197,11 +1197,11 @@
           <w:numId w:val="1001"/>
         </w:numPr>
       </w:pPr>
-      <w:hyperlink r:id="rId37"/>
-      <w:r>
-        <w:t xml:space="preserve"> </w:t>
-      </w:r>
-      <w:hyperlink r:id="rId38">
+      <w:hyperlink r:id="rId39"/>
+      <w:r>
+        <w:t xml:space="preserve"> </w:t>
+      </w:r>
+      <w:hyperlink r:id="rId40">
         <w:r>
           <w:rPr>
             <w:rStyle w:val="Hyperlink"/>
@@ -1218,11 +1218,11 @@
           <w:numId w:val="1001"/>
         </w:numPr>
       </w:pPr>
-      <w:hyperlink r:id="rId39"/>
-      <w:r>
-        <w:t xml:space="preserve"> </w:t>
-      </w:r>
-      <w:hyperlink r:id="rId40">
+      <w:hyperlink r:id="rId41"/>
+      <w:r>
+        <w:t xml:space="preserve"> </w:t>
+      </w:r>
+      <w:hyperlink r:id="rId42">
         <w:r>
           <w:rPr>
             <w:rStyle w:val="Hyperlink"/>
@@ -1239,11 +1239,11 @@
           <w:numId w:val="1001"/>
         </w:numPr>
       </w:pPr>
-      <w:hyperlink r:id="rId41"/>
-      <w:r>
-        <w:t xml:space="preserve"> </w:t>
-      </w:r>
-      <w:hyperlink r:id="rId42">
+      <w:hyperlink r:id="rId43"/>
+      <w:r>
+        <w:t xml:space="preserve"> </w:t>
+      </w:r>
+      <w:hyperlink r:id="rId44">
         <w:r>
           <w:rPr>
             <w:rStyle w:val="Hyperlink"/>
@@ -1260,14 +1260,14 @@
         <w:t xml:space="preserve">Esperamos que encuentres estas publicaciones igualmente interesantes y útiles. ¡Disfruta de la lectura!</w:t>
       </w:r>
     </w:p>
-    <w:bookmarkEnd w:id="43"/>
+    <w:bookmarkEnd w:id="45"/>
     <w:sectPr>
-      <w:headerReference r:id="rId9" w:type="even"/>
-      <w:headerReference r:id="rId11" w:type="default"/>
-      <w:footerReference r:id="rId14" w:type="even"/>
-      <w:footerReference r:id="rId13" w:type="default"/>
-      <w:headerReference r:id="rId10" w:type="first"/>
-      <w:footerReference r:id="rId12" w:type="first"/>
+      <w:headerReference r:id="rId8" w:type="even"/>
+      <w:headerReference r:id="rId9" w:type="default"/>
+      <w:footerReference r:id="rId10" w:type="even"/>
+      <w:footerReference r:id="rId11" w:type="default"/>
+      <w:headerReference r:id="rId12" w:type="first"/>
+      <w:footerReference r:id="rId13" w:type="first"/>
       <w:pgSz w:h="15840" w:w="12240"/>
       <w:pgMar w:bottom="1440" w:footer="720" w:gutter="0" w:header="720" w:left="1440" w:right="1440" w:top="1440"/>
       <w:cols w:space="720"/>
